--- a/manuscript/SRAM_Vmin_IEEE.docx
+++ b/manuscript/SRAM_Vmin_IEEE.docx
@@ -6478,7 +6478,7 @@
           <w:sz w:val="20"/>
           <w:szCs w:val="20"/>
         </w:rPr>
-        <w:t xml:space="preserve">The budget itself is a design variable, and its price is measurable. Cutting the number of conditions, the supply levels, and the MC depth together reduces the campaign by 53× for read and 42.5× for write, at a cost of +7.0 mV and +10.2 mV in V</w:t>
+        <w:t xml:space="preserve">The budget itself is a design variable, and its price is measurable. Cutting the number of conditions, the supply levels, and the MC depth together reduces the campaign by 53× for read and 42.5× for write, at a cost of +3.5 mV and +2.8 mV in V</w:t>
       </w:r>
       <w:r>
         <w:rPr>
@@ -6788,7 +6788,7 @@
                 <w:sz w:val="16"/>
                 <w:szCs w:val="16"/>
               </w:rPr>
-              <w:t xml:space="preserve">10.95 mV</w:t>
+              <w:t xml:space="preserve">7.51 mV</w:t>
             </w:r>
           </w:p>
         </w:tc>
@@ -6815,7 +6815,7 @@
                 <w:sz w:val="16"/>
                 <w:szCs w:val="16"/>
               </w:rPr>
-              <w:t xml:space="preserve">15.83 mV</w:t>
+              <w:t xml:space="preserve">8.46 mV</w:t>
             </w:r>
           </w:p>
         </w:tc>
@@ -6975,7 +6975,7 @@
                 <w:sz w:val="16"/>
                 <w:szCs w:val="16"/>
               </w:rPr>
-              <w:t xml:space="preserve">+7.0 mV</w:t>
+              <w:t xml:space="preserve">+3.5 mV</w:t>
             </w:r>
           </w:p>
         </w:tc>
@@ -7002,7 +7002,7 @@
                 <w:sz w:val="16"/>
                 <w:szCs w:val="16"/>
               </w:rPr>
-              <w:t xml:space="preserve">+10.2 mV</w:t>
+              <w:t xml:space="preserve">+2.8 mV</w:t>
             </w:r>
           </w:p>
         </w:tc>
@@ -7107,7 +7107,7 @@
           <w:sz w:val="16"/>
           <w:szCs w:val="16"/>
         </w:rPr>
-        <w:t xml:space="preserve">  Budget-reduction trade-off: (a) number of process conditions, (b) MC depth per condition, (c) one factor cut alone against all three cut together. The combined 53× reduction costs +7.0 mV of read V</w:t>
+        <w:t xml:space="preserve">  Budget-reduction trade-off: (a) number of process conditions, (b) MC depth per condition, (c) one factor cut alone against all three cut together. The combined 53× reduction costs +3.5 mV of read V</w:t>
       </w:r>
       <w:r>
         <w:rPr>
